--- a/PSYCH_213_A1/docs/project_report.docx
+++ b/PSYCH_213_A1/docs/project_report.docx
@@ -1,6 +1,6 @@
 
 <file path=word/document.xml><?xml version="1.0" encoding="utf-8"?>
-<w:document xmlns:o="urn:schemas-microsoft-com:office:office" xmlns:r="http://schemas.openxmlformats.org/officeDocument/2006/relationships" xmlns:v="urn:schemas-microsoft-com:vml" xmlns:w="http://schemas.openxmlformats.org/wordprocessingml/2006/main" xmlns:w10="urn:schemas-microsoft-com:office:word" xmlns:wp="http://schemas.openxmlformats.org/drawingml/2006/wordprocessingDrawing" xmlns:pic="http://schemas.openxmlformats.org/drawingml/2006/picture" xmlns:wps="http://schemas.microsoft.com/office/word/2010/wordprocessingShape" xmlns:wpg="http://schemas.microsoft.com/office/word/2010/wordprocessingGroup" xmlns:mc="http://schemas.openxmlformats.org/markup-compatibility/2006" xmlns:wp14="http://schemas.microsoft.com/office/word/2010/wordprocessingDrawing" xmlns:w14="http://schemas.microsoft.com/office/word/2010/wordml" xmlns:w15="http://schemas.microsoft.com/office/word/2012/wordml" mc:Ignorable="w14 wp14 w15">
+<w:document xmlns:o="urn:schemas-microsoft-com:office:office" xmlns:r="http://schemas.openxmlformats.org/officeDocument/2006/relationships" xmlns:v="urn:schemas-microsoft-com:vml" xmlns:w="http://schemas.openxmlformats.org/wordprocessingml/2006/main" xmlns:w10="urn:schemas-microsoft-com:office:word" xmlns:wp="http://schemas.openxmlformats.org/drawingml/2006/wordprocessingDrawing" xmlns:wps="http://schemas.microsoft.com/office/word/2010/wordprocessingShape" xmlns:wpg="http://schemas.microsoft.com/office/word/2010/wordprocessingGroup" xmlns:mc="http://schemas.openxmlformats.org/markup-compatibility/2006" xmlns:wp14="http://schemas.microsoft.com/office/word/2010/wordprocessingDrawing" xmlns:w14="http://schemas.microsoft.com/office/word/2010/wordml" xmlns:w15="http://schemas.microsoft.com/office/word/2012/wordml" mc:Ignorable="w14 wp14 w15">
   <w:body>
     <w:p>
       <w:pPr>
@@ -785,6 +785,38 @@
     <w:p>
       <w:pPr>
         <w:pStyle w:val="ListParagraph"/>
+        <w:numPr>
+          <w:ilvl w:val="0"/>
+          <w:numId w:val="2"/>
+        </w:numPr>
+        <w:rPr>
+          <w:rFonts w:ascii="Arial" w:hAnsi="Arial"/>
+          <w:sz w:val="24"/>
+          <w:szCs w:val="24"/>
+        </w:rPr>
+      </w:pPr>
+      <w:r>
+        <w:rPr>
+          <w:rFonts w:cs="Arial" w:ascii="Arial" w:hAnsi="Arial"/>
+          <w:sz w:val="24"/>
+          <w:szCs w:val="24"/>
+          <w:lang w:val="en-US"/>
+        </w:rPr>
+        <w:t xml:space="preserve">Cohen’s d </w:t>
+      </w:r>
+      <w:r>
+        <w:rPr>
+          <w:rFonts w:cs="Arial" w:ascii="Arial" w:hAnsi="Arial"/>
+          <w:sz w:val="24"/>
+          <w:szCs w:val="24"/>
+          <w:lang w:val="en-US"/>
+        </w:rPr>
+        <w:t>=</w:t>
+      </w:r>
+    </w:p>
+    <w:p>
+      <w:pPr>
+        <w:pStyle w:val="ListParagraph"/>
         <w:rPr>
           <w:rFonts w:ascii="Arial" w:hAnsi="Arial" w:cs="Arial"/>
           <w:sz w:val="24"/>
@@ -927,46 +959,43 @@
       </w:pPr>
       <w:r>
         <w:rPr>
-          <w:rFonts w:cs="Arial" w:ascii="Arial" w:hAnsi="Arial"/>
-          <w:sz w:val="24"/>
-          <w:szCs w:val="24"/>
-          <w:lang w:val="en-US"/>
-        </w:rPr>
-      </w:r>
-    </w:p>
-    <w:p>
-      <w:pPr>
-        <w:pStyle w:val="ListParagraph"/>
-        <w:rPr>
-          <w:rFonts w:ascii="Arial" w:hAnsi="Arial"/>
-          <w:sz w:val="24"/>
-          <w:szCs w:val="24"/>
-        </w:rPr>
-      </w:pPr>
-      <w:r>
-        <w:rPr>
-          <w:rFonts w:cs="Arial" w:ascii="Arial" w:hAnsi="Arial"/>
-          <w:sz w:val="24"/>
-          <w:szCs w:val="24"/>
-          <w:lang w:val="en-US"/>
-        </w:rPr>
-      </w:r>
-    </w:p>
-    <w:p>
-      <w:pPr>
-        <w:pStyle w:val="ListParagraph"/>
-        <w:rPr>
-          <w:rFonts w:ascii="Arial" w:hAnsi="Arial"/>
-          <w:sz w:val="24"/>
-          <w:szCs w:val="24"/>
-        </w:rPr>
-      </w:pPr>
-      <w:r>
-        <w:rPr>
-          <w:rFonts w:cs="Arial" w:ascii="Arial" w:hAnsi="Arial"/>
-          <w:sz w:val="24"/>
-          <w:szCs w:val="24"/>
-          <w:lang w:val="en-US"/>
+          <w:rFonts w:ascii="Arial" w:hAnsi="Arial"/>
+          <w:sz w:val="24"/>
+          <w:szCs w:val="24"/>
+        </w:rPr>
+      </w:r>
+    </w:p>
+    <w:p>
+      <w:pPr>
+        <w:pStyle w:val="ListParagraph"/>
+        <w:rPr>
+          <w:rFonts w:ascii="Arial" w:hAnsi="Arial"/>
+          <w:sz w:val="24"/>
+          <w:szCs w:val="24"/>
+        </w:rPr>
+      </w:pPr>
+      <w:r>
+        <w:rPr>
+          <w:rFonts w:ascii="Arial" w:hAnsi="Arial"/>
+          <w:sz w:val="24"/>
+          <w:szCs w:val="24"/>
+        </w:rPr>
+      </w:r>
+    </w:p>
+    <w:p>
+      <w:pPr>
+        <w:pStyle w:val="ListParagraph"/>
+        <w:rPr>
+          <w:rFonts w:ascii="Arial" w:hAnsi="Arial"/>
+          <w:sz w:val="24"/>
+          <w:szCs w:val="24"/>
+        </w:rPr>
+      </w:pPr>
+      <w:r>
+        <w:rPr>
+          <w:rFonts w:ascii="Arial" w:hAnsi="Arial"/>
+          <w:sz w:val="24"/>
+          <w:szCs w:val="24"/>
         </w:rPr>
       </w:r>
     </w:p>
@@ -1020,10 +1049,9 @@
       </w:pPr>
       <w:r>
         <w:rPr>
-          <w:rFonts w:cs="Arial" w:ascii="Arial" w:hAnsi="Arial"/>
-          <w:sz w:val="24"/>
-          <w:szCs w:val="24"/>
-          <w:lang w:val="en-US"/>
+          <w:rFonts w:ascii="Arial" w:hAnsi="Arial"/>
+          <w:sz w:val="24"/>
+          <w:szCs w:val="24"/>
         </w:rPr>
       </w:r>
     </w:p>
@@ -1067,10 +1095,9 @@
       </w:pPr>
       <w:r>
         <w:rPr>
-          <w:rFonts w:cs="Arial" w:ascii="Arial" w:hAnsi="Arial"/>
-          <w:sz w:val="24"/>
-          <w:szCs w:val="24"/>
-          <w:lang w:val="en-US"/>
+          <w:rFonts w:ascii="Arial" w:hAnsi="Arial"/>
+          <w:sz w:val="24"/>
+          <w:szCs w:val="24"/>
         </w:rPr>
       </w:r>
     </w:p>
@@ -1114,10 +1141,9 @@
       </w:pPr>
       <w:r>
         <w:rPr>
-          <w:rFonts w:cs="Arial" w:ascii="Arial" w:hAnsi="Arial"/>
-          <w:sz w:val="24"/>
-          <w:szCs w:val="24"/>
-          <w:lang w:val="en-US"/>
+          <w:rFonts w:ascii="Arial" w:hAnsi="Arial"/>
+          <w:sz w:val="24"/>
+          <w:szCs w:val="24"/>
         </w:rPr>
       </w:r>
     </w:p>
@@ -1194,7 +1220,7 @@
 </file>
 
 <file path=word/header1.xml><?xml version="1.0" encoding="utf-8"?>
-<w:hdr xmlns:o="urn:schemas-microsoft-com:office:office" xmlns:r="http://schemas.openxmlformats.org/officeDocument/2006/relationships" xmlns:v="urn:schemas-microsoft-com:vml" xmlns:w="http://schemas.openxmlformats.org/wordprocessingml/2006/main" xmlns:w10="urn:schemas-microsoft-com:office:word" xmlns:wp="http://schemas.openxmlformats.org/drawingml/2006/wordprocessingDrawing" xmlns:pic="http://schemas.openxmlformats.org/drawingml/2006/picture" xmlns:wps="http://schemas.microsoft.com/office/word/2010/wordprocessingShape" xmlns:wpg="http://schemas.microsoft.com/office/word/2010/wordprocessingGroup" xmlns:mc="http://schemas.openxmlformats.org/markup-compatibility/2006" xmlns:wp14="http://schemas.microsoft.com/office/word/2010/wordprocessingDrawing" xmlns:w14="http://schemas.microsoft.com/office/word/2010/wordml" xmlns:w15="http://schemas.microsoft.com/office/word/2012/wordml" mc:Ignorable="w14 wp14 w15">
+<w:hdr xmlns:o="urn:schemas-microsoft-com:office:office" xmlns:r="http://schemas.openxmlformats.org/officeDocument/2006/relationships" xmlns:v="urn:schemas-microsoft-com:vml" xmlns:w="http://schemas.openxmlformats.org/wordprocessingml/2006/main" xmlns:w10="urn:schemas-microsoft-com:office:word" xmlns:wp="http://schemas.openxmlformats.org/drawingml/2006/wordprocessingDrawing" xmlns:wps="http://schemas.microsoft.com/office/word/2010/wordprocessingShape" xmlns:wpg="http://schemas.microsoft.com/office/word/2010/wordprocessingGroup" xmlns:mc="http://schemas.openxmlformats.org/markup-compatibility/2006" xmlns:wp14="http://schemas.microsoft.com/office/word/2010/wordprocessingDrawing" xmlns:w14="http://schemas.microsoft.com/office/word/2010/wordml" xmlns:w15="http://schemas.microsoft.com/office/word/2012/wordml" mc:Ignorable="w14 wp14 w15">
   <w:p>
     <w:pPr>
       <w:pStyle w:val="Header"/>
@@ -1208,7 +1234,7 @@
 </file>
 
 <file path=word/header2.xml><?xml version="1.0" encoding="utf-8"?>
-<w:hdr xmlns:o="urn:schemas-microsoft-com:office:office" xmlns:r="http://schemas.openxmlformats.org/officeDocument/2006/relationships" xmlns:v="urn:schemas-microsoft-com:vml" xmlns:w="http://schemas.openxmlformats.org/wordprocessingml/2006/main" xmlns:w10="urn:schemas-microsoft-com:office:word" xmlns:wp="http://schemas.openxmlformats.org/drawingml/2006/wordprocessingDrawing" xmlns:pic="http://schemas.openxmlformats.org/drawingml/2006/picture" xmlns:wps="http://schemas.microsoft.com/office/word/2010/wordprocessingShape" xmlns:wpg="http://schemas.microsoft.com/office/word/2010/wordprocessingGroup" xmlns:mc="http://schemas.openxmlformats.org/markup-compatibility/2006" xmlns:wp14="http://schemas.microsoft.com/office/word/2010/wordprocessingDrawing" xmlns:w14="http://schemas.microsoft.com/office/word/2010/wordml" xmlns:w15="http://schemas.microsoft.com/office/word/2012/wordml" mc:Ignorable="w14 wp14 w15">
+<w:hdr xmlns:o="urn:schemas-microsoft-com:office:office" xmlns:r="http://schemas.openxmlformats.org/officeDocument/2006/relationships" xmlns:v="urn:schemas-microsoft-com:vml" xmlns:w="http://schemas.openxmlformats.org/wordprocessingml/2006/main" xmlns:w10="urn:schemas-microsoft-com:office:word" xmlns:wp="http://schemas.openxmlformats.org/drawingml/2006/wordprocessingDrawing" xmlns:wps="http://schemas.microsoft.com/office/word/2010/wordprocessingShape" xmlns:wpg="http://schemas.microsoft.com/office/word/2010/wordprocessingGroup" xmlns:mc="http://schemas.openxmlformats.org/markup-compatibility/2006" xmlns:wp14="http://schemas.microsoft.com/office/word/2010/wordprocessingDrawing" xmlns:w14="http://schemas.microsoft.com/office/word/2010/wordml" xmlns:w15="http://schemas.microsoft.com/office/word/2012/wordml" mc:Ignorable="w14 wp14 w15">
   <w:sdt>
     <w:sdtPr>
       <w:docPartObj>
@@ -1284,7 +1310,7 @@
 </file>
 
 <file path=word/header3.xml><?xml version="1.0" encoding="utf-8"?>
-<w:hdr xmlns:o="urn:schemas-microsoft-com:office:office" xmlns:r="http://schemas.openxmlformats.org/officeDocument/2006/relationships" xmlns:v="urn:schemas-microsoft-com:vml" xmlns:w="http://schemas.openxmlformats.org/wordprocessingml/2006/main" xmlns:w10="urn:schemas-microsoft-com:office:word" xmlns:wp="http://schemas.openxmlformats.org/drawingml/2006/wordprocessingDrawing" xmlns:pic="http://schemas.openxmlformats.org/drawingml/2006/picture" xmlns:wps="http://schemas.microsoft.com/office/word/2010/wordprocessingShape" xmlns:wpg="http://schemas.microsoft.com/office/word/2010/wordprocessingGroup" xmlns:mc="http://schemas.openxmlformats.org/markup-compatibility/2006" xmlns:wp14="http://schemas.microsoft.com/office/word/2010/wordprocessingDrawing" xmlns:w14="http://schemas.microsoft.com/office/word/2010/wordml" xmlns:w15="http://schemas.microsoft.com/office/word/2012/wordml" mc:Ignorable="w14 wp14 w15">
+<w:hdr xmlns:o="urn:schemas-microsoft-com:office:office" xmlns:r="http://schemas.openxmlformats.org/officeDocument/2006/relationships" xmlns:v="urn:schemas-microsoft-com:vml" xmlns:w="http://schemas.openxmlformats.org/wordprocessingml/2006/main" xmlns:w10="urn:schemas-microsoft-com:office:word" xmlns:wp="http://schemas.openxmlformats.org/drawingml/2006/wordprocessingDrawing" xmlns:wps="http://schemas.microsoft.com/office/word/2010/wordprocessingShape" xmlns:wpg="http://schemas.microsoft.com/office/word/2010/wordprocessingGroup" xmlns:mc="http://schemas.openxmlformats.org/markup-compatibility/2006" xmlns:wp14="http://schemas.microsoft.com/office/word/2010/wordprocessingDrawing" xmlns:w14="http://schemas.microsoft.com/office/word/2010/wordml" xmlns:w15="http://schemas.microsoft.com/office/word/2012/wordml" mc:Ignorable="w14 wp14 w15">
   <w:sdt>
     <w:sdtPr>
       <w:docPartObj>
@@ -2305,7 +2331,7 @@
     </w:rPr>
   </w:style>
   <w:style w:type="paragraph" w:styleId="Heading1">
-    <w:name w:val="heading 1"/>
+    <w:name w:val="Heading 1"/>
     <w:basedOn w:val="Normal"/>
     <w:next w:val="Normal"/>
     <w:link w:val="Heading1Char"/>
@@ -2326,7 +2352,7 @@
     </w:rPr>
   </w:style>
   <w:style w:type="paragraph" w:styleId="Heading2">
-    <w:name w:val="heading 2"/>
+    <w:name w:val="Heading 2"/>
     <w:basedOn w:val="Normal"/>
     <w:next w:val="Normal"/>
     <w:link w:val="Heading2Char"/>
@@ -2349,7 +2375,7 @@
     </w:rPr>
   </w:style>
   <w:style w:type="paragraph" w:styleId="Heading3">
-    <w:name w:val="heading 3"/>
+    <w:name w:val="Heading 3"/>
     <w:basedOn w:val="Normal"/>
     <w:next w:val="Normal"/>
     <w:link w:val="Heading3Char"/>
@@ -2372,7 +2398,7 @@
     </w:rPr>
   </w:style>
   <w:style w:type="paragraph" w:styleId="Heading4">
-    <w:name w:val="heading 4"/>
+    <w:name w:val="Heading 4"/>
     <w:basedOn w:val="Normal"/>
     <w:next w:val="Normal"/>
     <w:link w:val="Heading4Char"/>
@@ -2395,7 +2421,7 @@
     </w:rPr>
   </w:style>
   <w:style w:type="paragraph" w:styleId="Heading5">
-    <w:name w:val="heading 5"/>
+    <w:name w:val="Heading 5"/>
     <w:basedOn w:val="Normal"/>
     <w:next w:val="Normal"/>
     <w:link w:val="Heading5Char"/>
@@ -2416,7 +2442,7 @@
     </w:rPr>
   </w:style>
   <w:style w:type="paragraph" w:styleId="Heading6">
-    <w:name w:val="heading 6"/>
+    <w:name w:val="Heading 6"/>
     <w:basedOn w:val="Normal"/>
     <w:next w:val="Normal"/>
     <w:link w:val="Heading6Char"/>
@@ -2439,7 +2465,7 @@
     </w:rPr>
   </w:style>
   <w:style w:type="paragraph" w:styleId="Heading7">
-    <w:name w:val="heading 7"/>
+    <w:name w:val="Heading 7"/>
     <w:basedOn w:val="Normal"/>
     <w:next w:val="Normal"/>
     <w:link w:val="Heading7Char"/>
@@ -2460,7 +2486,7 @@
     </w:rPr>
   </w:style>
   <w:style w:type="paragraph" w:styleId="Heading8">
-    <w:name w:val="heading 8"/>
+    <w:name w:val="Heading 8"/>
     <w:basedOn w:val="Normal"/>
     <w:next w:val="Normal"/>
     <w:link w:val="Heading8Char"/>
@@ -2483,7 +2509,7 @@
     </w:rPr>
   </w:style>
   <w:style w:type="paragraph" w:styleId="Heading9">
-    <w:name w:val="heading 9"/>
+    <w:name w:val="Heading 9"/>
     <w:basedOn w:val="Normal"/>
     <w:next w:val="Normal"/>
     <w:link w:val="Heading9Char"/>
@@ -2771,7 +2797,7 @@
     </w:rPr>
   </w:style>
   <w:style w:type="paragraph" w:styleId="Caption">
-    <w:name w:val="caption"/>
+    <w:name w:val="Caption"/>
     <w:basedOn w:val="Normal"/>
     <w:qFormat/>
     <w:pPr>
@@ -2896,7 +2922,7 @@
     <w:rPr/>
   </w:style>
   <w:style w:type="paragraph" w:styleId="Header">
-    <w:name w:val="header"/>
+    <w:name w:val="Header"/>
     <w:basedOn w:val="Normal"/>
     <w:link w:val="HeaderChar"/>
     <w:uiPriority w:val="99"/>
@@ -2913,7 +2939,7 @@
     <w:rPr/>
   </w:style>
   <w:style w:type="paragraph" w:styleId="Footer">
-    <w:name w:val="footer"/>
+    <w:name w:val="Footer"/>
     <w:basedOn w:val="Normal"/>
     <w:link w:val="FooterChar"/>
     <w:uiPriority w:val="99"/>
